--- a/docs/acrme_complete_requirements_reference.docx
+++ b/docs/acrme_complete_requirements_reference.docx
@@ -95,7 +95,7 @@
         <w:t xml:space="preserve"> </w:t>
       </w:r>
       <w:r>
-        <w:t xml:space="preserve">(§22 Must/Should/Could; cross-references to PRR)</w:t>
+        <w:t xml:space="preserve">(Section 22 Must/Should/Could; cross-references to PRR)</w:t>
       </w:r>
       <w:r>
         <w:t xml:space="preserve"> </w:t>
@@ -6947,7 +6947,7 @@
         <w:pStyle w:val="FirstParagraph"/>
       </w:pPr>
       <w:r>
-        <w:t xml:space="preserve">Derived from multi_region_placement_design.md §27–28.</w:t>
+        <w:t xml:space="preserve">Derived from multi_region_placement_design.md Section 27–28.</w:t>
       </w:r>
     </w:p>
     <w:tbl>
